--- a/TP_SegundaParte_LeandroLete.docx
+++ b/TP_SegundaParte_LeandroLete.docx
@@ -8984,14 +8984,10 @@
     <w:p>
       <w:pPr>
         <w:pStyle w:val="Prrafodelista"/>
-        <w:spacing w:after="0" w:line="259" w:lineRule="auto"/>
-        <w:ind w:firstLine="0"/>
-        <w:rPr>
-          <w:b/>
-          <w:bCs/>
-          <w:color w:val="0D0D0D" w:themeColor="text1" w:themeTint="F2"/>
-          <w:sz w:val="40"/>
-          <w:szCs w:val="40"/>
+        <w:spacing w:line="259" w:lineRule="auto"/>
+        <w:ind w:left="1065" w:firstLine="0"/>
+        <w:rPr>
+          <w:u w:val="single"/>
           <w:lang w:val="es-AR"/>
         </w:rPr>
       </w:pPr>
